--- a/Exc4/ADR.docx
+++ b/Exc4/ADR.docx
@@ -2,6 +2,357 @@
 <file path=word/document.xml><?xml version="1.0" encoding="utf-8"?>
 <w:document xmlns:wpc="http://schemas.microsoft.com/office/word/2010/wordprocessingCanvas" xmlns:cx="http://schemas.microsoft.com/office/drawing/2014/chartex" xmlns:cx1="http://schemas.microsoft.com/office/drawing/2015/9/8/chartex" xmlns:cx2="http://schemas.microsoft.com/office/drawing/2015/10/21/chartex" xmlns:cx3="http://schemas.microsoft.com/office/drawing/2016/5/9/chartex" xmlns:cx4="http://schemas.microsoft.com/office/drawing/2016/5/10/chartex" xmlns:cx5="http://schemas.microsoft.com/office/drawing/2016/5/11/chartex" xmlns:cx6="http://schemas.microsoft.com/office/drawing/2016/5/12/chartex" xmlns:cx7="http://schemas.microsoft.com/office/drawing/2016/5/13/chartex" xmlns:cx8="http://schemas.microsoft.com/office/drawing/2016/5/14/chartex" xmlns:mc="http://schemas.openxmlformats.org/markup-compatibility/2006" xmlns:aink="http://schemas.microsoft.com/office/drawing/2016/ink" xmlns:am3d="http://schemas.microsoft.com/office/drawing/2017/model3d" xmlns:o="urn:schemas-microsoft-com:office:office" xmlns:r="http://schemas.openxmlformats.org/officeDocument/2006/relationships" xmlns:m="http://schemas.openxmlformats.org/officeDocument/2006/math" xmlns:v="urn:schemas-microsoft-com:vml" xmlns:wp14="http://schemas.microsoft.com/office/word/2010/wordprocessingDrawing" xmlns:wp="http://schemas.openxmlformats.org/drawingml/2006/wordprocessingDrawing" xmlns:w10="urn:schemas-microsoft-com:office:word" xmlns:w="http://schemas.openxmlformats.org/wordprocessingml/2006/main" xmlns:w14="http://schemas.microsoft.com/office/word/2010/wordml" xmlns:w15="http://schemas.microsoft.com/office/word/2012/wordml" xmlns:w16cex="http://schemas.microsoft.com/office/word/2018/wordml/cex" xmlns:w16cid="http://schemas.microsoft.com/office/word/2016/wordml/cid" xmlns:w16="http://schemas.microsoft.com/office/word/2018/wordml" xmlns:w16se="http://schemas.microsoft.com/office/word/2015/wordml/symex" xmlns:wpg="http://schemas.microsoft.com/office/word/2010/wordprocessingGroup" xmlns:wpi="http://schemas.microsoft.com/office/word/2010/wordprocessingInk" xmlns:wne="http://schemas.microsoft.com/office/word/2006/wordml" xmlns:wps="http://schemas.microsoft.com/office/word/2010/wordprocessingShape" mc:Ignorable="w14 w15 w16se w16cid w16 w16cex wp14">
   <w:body>
+    <w:p>
+      <w:pPr>
+        <w:pStyle w:val="3"/>
+        <w:keepNext w:val="0"/>
+        <w:keepLines w:val="0"/>
+        <w:spacing w:before="280"/>
+        <w:rPr>
+          <w:rFonts w:ascii="Times New Roman" w:hAnsi="Times New Roman" w:cs="Times New Roman"/>
+          <w:b/>
+          <w:color w:val="943634" w:themeColor="accent2" w:themeShade="BF"/>
+          <w:sz w:val="26"/>
+          <w:szCs w:val="26"/>
+          <w:lang w:val="ru-RU"/>
+        </w:rPr>
+      </w:pPr>
+      <w:r>
+        <w:rPr>
+          <w:rFonts w:ascii="Times New Roman" w:hAnsi="Times New Roman" w:cs="Times New Roman"/>
+          <w:b/>
+          <w:color w:val="943634" w:themeColor="accent2" w:themeShade="BF"/>
+          <w:sz w:val="26"/>
+          <w:szCs w:val="26"/>
+          <w:lang w:val="ru-RU"/>
+        </w:rPr>
+        <w:t>Каких сотрудников ИБ мы замучаем?</w:t>
+      </w:r>
+    </w:p>
+    <w:p>
+      <w:pPr>
+        <w:rPr>
+          <w:color w:val="943634" w:themeColor="accent2" w:themeShade="BF"/>
+          <w:lang w:val="ru-RU"/>
+        </w:rPr>
+      </w:pPr>
+      <w:r>
+        <w:rPr>
+          <w:color w:val="943634" w:themeColor="accent2" w:themeShade="BF"/>
+          <w:lang w:val="ru-RU"/>
+        </w:rPr>
+        <w:t xml:space="preserve">В ИБ нет сотрудников. ИБ – интернет банк, разрабатывает </w:t>
+      </w:r>
+      <w:r>
+        <w:rPr>
+          <w:color w:val="943634" w:themeColor="accent2" w:themeShade="BF"/>
+          <w:lang w:val="ru-RU"/>
+        </w:rPr>
+        <w:t>Управление IT</w:t>
+      </w:r>
+      <w:r>
+        <w:rPr>
+          <w:color w:val="943634" w:themeColor="accent2" w:themeShade="BF"/>
+          <w:lang w:val="ru-RU"/>
+        </w:rPr>
+        <w:t>, из 20 человек.</w:t>
+      </w:r>
+    </w:p>
+    <w:p>
+      <w:pPr>
+        <w:rPr>
+          <w:color w:val="943634" w:themeColor="accent2" w:themeShade="BF"/>
+          <w:lang w:val="ru-RU"/>
+        </w:rPr>
+      </w:pPr>
+      <w:r>
+        <w:rPr>
+          <w:color w:val="943634" w:themeColor="accent2" w:themeShade="BF"/>
+          <w:lang w:val="ru-RU"/>
+        </w:rPr>
+        <w:t>T1.1</w:t>
+      </w:r>
+      <w:r>
+        <w:rPr>
+          <w:color w:val="943634" w:themeColor="accent2" w:themeShade="BF"/>
+          <w:lang w:val="ru-RU"/>
+        </w:rPr>
+        <w:t xml:space="preserve"> </w:t>
+      </w:r>
+      <w:r>
+        <w:rPr>
+          <w:color w:val="943634" w:themeColor="accent2" w:themeShade="BF"/>
+          <w:lang w:val="ru-RU"/>
+        </w:rPr>
+        <w:t>Прием ИБ ежедневных показателей</w:t>
+      </w:r>
+      <w:r>
+        <w:rPr>
+          <w:color w:val="943634" w:themeColor="accent2" w:themeShade="BF"/>
+          <w:lang w:val="ru-RU"/>
+        </w:rPr>
+        <w:t xml:space="preserve"> – тяжело сделать? Для этого и разделил на возможное распределение задач на разработчиков КЦ</w:t>
+      </w:r>
+    </w:p>
+    <w:p>
+      <w:pPr>
+        <w:rPr>
+          <w:color w:val="943634" w:themeColor="accent2" w:themeShade="BF"/>
+          <w:lang w:val="ru-RU"/>
+        </w:rPr>
+      </w:pPr>
+    </w:p>
+    <w:p>
+      <w:pPr>
+        <w:rPr>
+          <w:color w:val="943634" w:themeColor="accent2" w:themeShade="BF"/>
+          <w:lang w:val="ru-RU"/>
+        </w:rPr>
+      </w:pPr>
+      <w:r>
+        <w:rPr>
+          <w:color w:val="943634" w:themeColor="accent2" w:themeShade="BF"/>
+          <w:lang w:val="ru-RU"/>
+        </w:rPr>
+        <w:t>T3</w:t>
+      </w:r>
+      <w:r>
+        <w:rPr>
+          <w:color w:val="943634" w:themeColor="accent2" w:themeShade="BF"/>
+          <w:lang w:val="ru-RU"/>
+        </w:rPr>
+        <w:t xml:space="preserve"> </w:t>
+      </w:r>
+      <w:r>
+        <w:rPr>
+          <w:color w:val="943634" w:themeColor="accent2" w:themeShade="BF"/>
+          <w:lang w:val="ru-RU"/>
+        </w:rPr>
+        <w:t>Доработка сайта и ИБ</w:t>
+      </w:r>
+      <w:r>
+        <w:rPr>
+          <w:color w:val="943634" w:themeColor="accent2" w:themeShade="BF"/>
+          <w:lang w:val="ru-RU"/>
+        </w:rPr>
+        <w:t xml:space="preserve">: </w:t>
+      </w:r>
+      <w:r>
+        <w:rPr>
+          <w:color w:val="943634" w:themeColor="accent2" w:themeShade="BF"/>
+          <w:lang w:val="ru-RU"/>
+        </w:rPr>
+        <w:t>сайте гость видит список доступных депозитов</w:t>
+      </w:r>
+      <w:r>
+        <w:rPr>
+          <w:color w:val="943634" w:themeColor="accent2" w:themeShade="BF"/>
+          <w:lang w:val="ru-RU"/>
+        </w:rPr>
+        <w:t xml:space="preserve"> – </w:t>
+      </w:r>
+      <w:r>
+        <w:rPr>
+          <w:color w:val="943634" w:themeColor="accent2" w:themeShade="BF"/>
+          <w:lang w:val="ru-RU"/>
+        </w:rPr>
+        <w:t>тяжело сделать?</w:t>
+      </w:r>
+    </w:p>
+    <w:p>
+      <w:pPr>
+        <w:rPr>
+          <w:color w:val="943634" w:themeColor="accent2" w:themeShade="BF"/>
+          <w:lang w:val="ru-RU"/>
+        </w:rPr>
+      </w:pPr>
+    </w:p>
+    <w:p>
+      <w:pPr>
+        <w:rPr>
+          <w:color w:val="943634" w:themeColor="accent2" w:themeShade="BF"/>
+          <w:lang w:val="ru-RU"/>
+        </w:rPr>
+      </w:pPr>
+      <w:r>
+        <w:rPr>
+          <w:color w:val="943634" w:themeColor="accent2" w:themeShade="BF"/>
+          <w:lang w:val="ru-RU"/>
+        </w:rPr>
+        <w:t>T4.3 - Передача специальное предложение по депозитам</w:t>
+      </w:r>
+      <w:r>
+        <w:rPr>
+          <w:color w:val="943634" w:themeColor="accent2" w:themeShade="BF"/>
+          <w:lang w:val="ru-RU"/>
+        </w:rPr>
+        <w:t xml:space="preserve"> - </w:t>
+      </w:r>
+      <w:r>
+        <w:rPr>
+          <w:color w:val="943634" w:themeColor="accent2" w:themeShade="BF"/>
+          <w:lang w:val="ru-RU"/>
+        </w:rPr>
+        <w:t>тяжело сделать?</w:t>
+      </w:r>
+      <w:r>
+        <w:rPr>
+          <w:color w:val="943634" w:themeColor="accent2" w:themeShade="BF"/>
+          <w:lang w:val="ru-RU"/>
+        </w:rPr>
+        <w:t xml:space="preserve"> </w:t>
+      </w:r>
+      <w:r>
+        <w:rPr>
+          <w:color w:val="943634" w:themeColor="accent2" w:themeShade="BF"/>
+          <w:lang w:val="ru-RU"/>
+        </w:rPr>
+        <w:t>Для этого и разделил на возможное распределение задач на разработчиков КЦ</w:t>
+      </w:r>
+      <w:r>
+        <w:rPr>
+          <w:color w:val="943634" w:themeColor="accent2" w:themeShade="BF"/>
+          <w:lang w:val="ru-RU"/>
+        </w:rPr>
+        <w:t xml:space="preserve"> и АБС</w:t>
+      </w:r>
+    </w:p>
+    <w:p>
+      <w:pPr>
+        <w:rPr>
+          <w:color w:val="943634" w:themeColor="accent2" w:themeShade="BF"/>
+          <w:lang w:val="ru-RU"/>
+        </w:rPr>
+      </w:pPr>
+    </w:p>
+    <w:p>
+      <w:pPr>
+        <w:rPr>
+          <w:color w:val="943634" w:themeColor="accent2" w:themeShade="BF"/>
+          <w:lang w:val="ru-RU"/>
+        </w:rPr>
+      </w:pPr>
+      <w:r>
+        <w:rPr>
+          <w:color w:val="943634" w:themeColor="accent2" w:themeShade="BF"/>
+          <w:lang w:val="ru-RU"/>
+        </w:rPr>
+        <w:t>T8.2 - Доработка для приема ставок</w:t>
+      </w:r>
+      <w:r>
+        <w:rPr>
+          <w:color w:val="943634" w:themeColor="accent2" w:themeShade="BF"/>
+          <w:lang w:val="ru-RU"/>
+        </w:rPr>
+        <w:t xml:space="preserve"> - </w:t>
+      </w:r>
+      <w:r>
+        <w:rPr>
+          <w:color w:val="943634" w:themeColor="accent2" w:themeShade="BF"/>
+          <w:lang w:val="ru-RU"/>
+        </w:rPr>
+        <w:t>тяжело сделать?</w:t>
+      </w:r>
+      <w:r>
+        <w:rPr>
+          <w:color w:val="943634" w:themeColor="accent2" w:themeShade="BF"/>
+          <w:lang w:val="ru-RU"/>
+        </w:rPr>
+        <w:t xml:space="preserve"> </w:t>
+      </w:r>
+      <w:r>
+        <w:rPr>
+          <w:color w:val="943634" w:themeColor="accent2" w:themeShade="BF"/>
+          <w:lang w:val="ru-RU"/>
+        </w:rPr>
+        <w:t>Для этого и разделил на возможное распределение задач на разработчиков КЦ</w:t>
+      </w:r>
+    </w:p>
+    <w:p>
+      <w:pPr>
+        <w:rPr>
+          <w:color w:val="943634" w:themeColor="accent2" w:themeShade="BF"/>
+          <w:lang w:val="ru-RU"/>
+        </w:rPr>
+      </w:pPr>
+    </w:p>
+    <w:p>
+      <w:pPr>
+        <w:rPr>
+          <w:color w:val="943634" w:themeColor="accent2" w:themeShade="BF"/>
+          <w:lang w:val="ru-RU"/>
+        </w:rPr>
+      </w:pPr>
+      <w:r>
+        <w:rPr>
+          <w:color w:val="943634" w:themeColor="accent2" w:themeShade="BF"/>
+          <w:lang w:val="ru-RU"/>
+        </w:rPr>
+        <w:t>Ну если 20 сотрудникам за 6 месяцев это трудно сделать, предлагаю сократить до 10 сотрудников, ибо наблюдается превышение предела рабочей памяти сотрудников. И чем у нас занята команда цифровизации…</w:t>
+      </w:r>
+    </w:p>
+    <w:p>
+      <w:pPr>
+        <w:rPr>
+          <w:color w:val="943634" w:themeColor="accent2" w:themeShade="BF"/>
+          <w:lang w:val="ru-RU"/>
+        </w:rPr>
+      </w:pPr>
+    </w:p>
+    <w:p>
+      <w:pPr>
+        <w:rPr>
+          <w:color w:val="943634" w:themeColor="accent2" w:themeShade="BF"/>
+          <w:lang w:val="ru-RU"/>
+        </w:rPr>
+      </w:pPr>
+      <w:proofErr w:type="spellStart"/>
+      <w:r>
+        <w:rPr>
+          <w:color w:val="943634" w:themeColor="accent2" w:themeShade="BF"/>
+          <w:lang w:val="ru-RU"/>
+        </w:rPr>
+        <w:t>Шта</w:t>
+      </w:r>
+      <w:proofErr w:type="spellEnd"/>
+      <w:r>
+        <w:rPr>
+          <w:color w:val="943634" w:themeColor="accent2" w:themeShade="BF"/>
+          <w:lang w:val="ru-RU"/>
+        </w:rPr>
+        <w:t xml:space="preserve">, сотрудники </w:t>
+      </w:r>
+    </w:p>
+    <w:p>
+      <w:pPr>
+        <w:pStyle w:val="3"/>
+        <w:keepNext w:val="0"/>
+        <w:keepLines w:val="0"/>
+        <w:spacing w:before="280"/>
+        <w:rPr>
+          <w:rFonts w:ascii="Times New Roman" w:hAnsi="Times New Roman" w:cs="Times New Roman"/>
+          <w:b/>
+          <w:color w:val="000000"/>
+          <w:sz w:val="26"/>
+          <w:szCs w:val="26"/>
+          <w:lang w:val="ru-RU"/>
+        </w:rPr>
+      </w:pPr>
+    </w:p>
+    <w:p>
+      <w:pPr>
+        <w:rPr>
+          <w:lang w:val="ru-RU"/>
+        </w:rPr>
+      </w:pPr>
+    </w:p>
+    <w:p>
+      <w:pPr>
+        <w:rPr>
+          <w:lang w:val="ru-RU"/>
+        </w:rPr>
+      </w:pPr>
+    </w:p>
     <w:p>
       <w:pPr>
         <w:pStyle w:val="3"/>
@@ -516,6 +867,7 @@
               <w:bottom w:val="single" w:sz="8" w:space="0" w:color="000000"/>
               <w:right w:val="single" w:sz="8" w:space="0" w:color="000000"/>
             </w:tcBorders>
+            <w:shd w:val="clear" w:color="auto" w:fill="9BBB59" w:themeFill="accent3"/>
             <w:tcMar>
               <w:top w:w="100" w:type="dxa"/>
               <w:left w:w="100" w:type="dxa"/>
@@ -531,6 +883,13 @@
                 <w:lang w:val="ru-RU"/>
               </w:rPr>
             </w:pPr>
+            <w:r>
+              <w:rPr>
+                <w:rFonts w:ascii="Times New Roman" w:hAnsi="Times New Roman" w:cs="Times New Roman"/>
+                <w:lang w:val="ru-RU"/>
+              </w:rPr>
+              <w:t>Сотрудники ИБ перетрудились? Выбери этот вариант.</w:t>
+            </w:r>
           </w:p>
         </w:tc>
       </w:tr>
@@ -762,6 +1121,7 @@
                 <w:rFonts w:ascii="Times New Roman" w:hAnsi="Times New Roman" w:cs="Times New Roman"/>
                 <w:lang w:val="ru-RU"/>
               </w:rPr>
+              <w:lastRenderedPageBreak/>
               <w:t>2</w:t>
             </w:r>
           </w:p>
@@ -850,14 +1210,7 @@
                 <w:rFonts w:ascii="Times New Roman" w:hAnsi="Times New Roman" w:cs="Times New Roman"/>
                 <w:lang w:val="ru-RU"/>
               </w:rPr>
-              <w:t>Б</w:t>
-            </w:r>
-            <w:r>
-              <w:rPr>
-                <w:rFonts w:ascii="Times New Roman" w:hAnsi="Times New Roman" w:cs="Times New Roman"/>
-                <w:lang w:val="ru-RU"/>
-              </w:rPr>
-              <w:t>изнес</w:t>
+              <w:t>Бизнес</w:t>
             </w:r>
             <w:r>
               <w:rPr>
@@ -1110,6 +1463,197 @@
                 <w:lang w:val="ru-RU"/>
               </w:rPr>
               <w:t>это уже совсем другая история.</w:t>
+            </w:r>
+          </w:p>
+        </w:tc>
+      </w:tr>
+      <w:tr>
+        <w:trPr>
+          <w:trHeight w:val="230"/>
+        </w:trPr>
+        <w:tc>
+          <w:tcPr>
+            <w:tcW w:w="557" w:type="dxa"/>
+            <w:tcBorders>
+              <w:top w:val="single" w:sz="8" w:space="0" w:color="000000"/>
+              <w:left w:val="single" w:sz="8" w:space="0" w:color="000000"/>
+              <w:bottom w:val="single" w:sz="8" w:space="0" w:color="000000"/>
+              <w:right w:val="single" w:sz="8" w:space="0" w:color="000000"/>
+            </w:tcBorders>
+            <w:shd w:val="clear" w:color="auto" w:fill="9BBB59" w:themeFill="accent3"/>
+            <w:tcMar>
+              <w:top w:w="100" w:type="dxa"/>
+              <w:left w:w="100" w:type="dxa"/>
+              <w:bottom w:w="100" w:type="dxa"/>
+              <w:right w:w="100" w:type="dxa"/>
+            </w:tcMar>
+          </w:tcPr>
+          <w:p>
+            <w:pPr>
+              <w:rPr>
+                <w:rFonts w:ascii="Times New Roman" w:hAnsi="Times New Roman" w:cs="Times New Roman"/>
+                <w:lang w:val="ru-RU"/>
+              </w:rPr>
+            </w:pPr>
+            <w:r>
+              <w:rPr>
+                <w:rFonts w:ascii="Times New Roman" w:hAnsi="Times New Roman" w:cs="Times New Roman"/>
+                <w:lang w:val="ru-RU"/>
+              </w:rPr>
+              <w:t>2.1</w:t>
+            </w:r>
+          </w:p>
+        </w:tc>
+        <w:tc>
+          <w:tcPr>
+            <w:tcW w:w="1701" w:type="dxa"/>
+            <w:tcBorders>
+              <w:top w:val="single" w:sz="8" w:space="0" w:color="000000"/>
+              <w:left w:val="single" w:sz="8" w:space="0" w:color="000000"/>
+              <w:bottom w:val="single" w:sz="8" w:space="0" w:color="000000"/>
+              <w:right w:val="single" w:sz="8" w:space="0" w:color="000000"/>
+            </w:tcBorders>
+            <w:shd w:val="clear" w:color="auto" w:fill="9BBB59" w:themeFill="accent3"/>
+            <w:tcMar>
+              <w:top w:w="100" w:type="dxa"/>
+              <w:left w:w="100" w:type="dxa"/>
+              <w:bottom w:w="100" w:type="dxa"/>
+              <w:right w:w="100" w:type="dxa"/>
+            </w:tcMar>
+          </w:tcPr>
+          <w:p>
+            <w:pPr>
+              <w:jc w:val="center"/>
+              <w:rPr>
+                <w:rFonts w:ascii="Times New Roman" w:hAnsi="Times New Roman" w:cs="Times New Roman"/>
+                <w:lang w:val="ru-RU"/>
+              </w:rPr>
+            </w:pPr>
+            <w:r>
+              <w:rPr>
+                <w:rFonts w:ascii="Times New Roman" w:hAnsi="Times New Roman" w:cs="Times New Roman"/>
+                <w:lang w:val="ru-RU"/>
+              </w:rPr>
+              <w:t>КЦ</w:t>
+            </w:r>
+          </w:p>
+          <w:p>
+            <w:pPr>
+              <w:jc w:val="center"/>
+              <w:rPr>
+                <w:rFonts w:ascii="Times New Roman" w:hAnsi="Times New Roman" w:cs="Times New Roman"/>
+                <w:lang w:val="ru-RU"/>
+              </w:rPr>
+            </w:pPr>
+          </w:p>
+        </w:tc>
+        <w:tc>
+          <w:tcPr>
+            <w:tcW w:w="2835" w:type="dxa"/>
+            <w:tcBorders>
+              <w:top w:val="single" w:sz="8" w:space="0" w:color="000000"/>
+              <w:left w:val="single" w:sz="8" w:space="0" w:color="000000"/>
+              <w:bottom w:val="single" w:sz="8" w:space="0" w:color="000000"/>
+              <w:right w:val="single" w:sz="8" w:space="0" w:color="000000"/>
+            </w:tcBorders>
+            <w:shd w:val="clear" w:color="auto" w:fill="9BBB59" w:themeFill="accent3"/>
+            <w:tcMar>
+              <w:top w:w="100" w:type="dxa"/>
+              <w:left w:w="100" w:type="dxa"/>
+              <w:bottom w:w="100" w:type="dxa"/>
+              <w:right w:w="100" w:type="dxa"/>
+            </w:tcMar>
+          </w:tcPr>
+          <w:p>
+            <w:pPr>
+              <w:jc w:val="center"/>
+              <w:rPr>
+                <w:rFonts w:ascii="Times New Roman" w:hAnsi="Times New Roman" w:cs="Times New Roman"/>
+                <w:lang w:val="ru-RU"/>
+              </w:rPr>
+            </w:pPr>
+            <w:r>
+              <w:rPr>
+                <w:rFonts w:ascii="Times New Roman" w:hAnsi="Times New Roman" w:cs="Times New Roman"/>
+                <w:lang w:val="ru-RU"/>
+              </w:rPr>
+              <w:t>формировать файлы на SFTP для партнерского кол-центра</w:t>
+            </w:r>
+          </w:p>
+        </w:tc>
+        <w:tc>
+          <w:tcPr>
+            <w:tcW w:w="3112" w:type="dxa"/>
+            <w:tcBorders>
+              <w:top w:val="single" w:sz="8" w:space="0" w:color="000000"/>
+              <w:left w:val="single" w:sz="8" w:space="0" w:color="000000"/>
+              <w:bottom w:val="single" w:sz="8" w:space="0" w:color="000000"/>
+              <w:right w:val="single" w:sz="8" w:space="0" w:color="000000"/>
+            </w:tcBorders>
+            <w:shd w:val="clear" w:color="auto" w:fill="9BBB59" w:themeFill="accent3"/>
+            <w:tcMar>
+              <w:top w:w="100" w:type="dxa"/>
+              <w:left w:w="100" w:type="dxa"/>
+              <w:bottom w:w="100" w:type="dxa"/>
+              <w:right w:w="100" w:type="dxa"/>
+            </w:tcMar>
+          </w:tcPr>
+          <w:p>
+            <w:pPr>
+              <w:jc w:val="center"/>
+              <w:rPr>
+                <w:rFonts w:ascii="Times New Roman" w:hAnsi="Times New Roman" w:cs="Times New Roman"/>
+                <w:lang w:val="ru-RU"/>
+              </w:rPr>
+            </w:pPr>
+            <w:r>
+              <w:rPr>
+                <w:rFonts w:ascii="Times New Roman" w:hAnsi="Times New Roman" w:cs="Times New Roman"/>
+                <w:lang w:val="ru-RU"/>
+              </w:rPr>
+              <w:t xml:space="preserve">У нас есть </w:t>
+            </w:r>
+            <w:r>
+              <w:rPr>
+                <w:rFonts w:ascii="Times New Roman" w:hAnsi="Times New Roman" w:cs="Times New Roman"/>
+                <w:lang w:val="ru-RU"/>
+              </w:rPr>
+              <w:t xml:space="preserve">защищенный </w:t>
+            </w:r>
+            <w:r>
+              <w:rPr>
+                <w:rFonts w:ascii="Times New Roman" w:hAnsi="Times New Roman" w:cs="Times New Roman"/>
+                <w:lang w:val="ru-RU"/>
+              </w:rPr>
+              <w:t xml:space="preserve">сертифицированный </w:t>
+            </w:r>
+            <w:r>
+              <w:rPr>
+                <w:rFonts w:ascii="Times New Roman" w:hAnsi="Times New Roman" w:cs="Times New Roman"/>
+                <w:lang w:val="ru-RU"/>
+              </w:rPr>
+              <w:t xml:space="preserve">канал связи к </w:t>
+            </w:r>
+            <w:r>
+              <w:rPr>
+                <w:rFonts w:ascii="Times New Roman" w:hAnsi="Times New Roman" w:cs="Times New Roman"/>
+                <w:lang w:val="en-US"/>
+              </w:rPr>
+              <w:t>ftp</w:t>
+            </w:r>
+            <w:r>
+              <w:rPr>
+                <w:rFonts w:ascii="Times New Roman" w:hAnsi="Times New Roman" w:cs="Times New Roman"/>
+                <w:lang w:val="ru-RU"/>
+              </w:rPr>
+              <w:t xml:space="preserve"> серверу</w:t>
+            </w:r>
+            <w:r>
+              <w:rPr>
+                <w:rFonts w:ascii="Times New Roman" w:hAnsi="Times New Roman" w:cs="Times New Roman"/>
+                <w:lang w:val="ru-RU"/>
+              </w:rPr>
+              <w:t xml:space="preserve"> по ГОСТ?</w:t>
             </w:r>
           </w:p>
         </w:tc>
@@ -1364,6 +1908,227 @@
           </w:p>
         </w:tc>
       </w:tr>
+      <w:tr>
+        <w:trPr>
+          <w:trHeight w:val="230"/>
+        </w:trPr>
+        <w:tc>
+          <w:tcPr>
+            <w:tcW w:w="465" w:type="dxa"/>
+            <w:tcBorders>
+              <w:top w:val="single" w:sz="8" w:space="0" w:color="000000"/>
+              <w:left w:val="single" w:sz="8" w:space="0" w:color="000000"/>
+              <w:bottom w:val="single" w:sz="8" w:space="0" w:color="000000"/>
+              <w:right w:val="single" w:sz="8" w:space="0" w:color="000000"/>
+            </w:tcBorders>
+            <w:tcMar>
+              <w:top w:w="100" w:type="dxa"/>
+              <w:left w:w="100" w:type="dxa"/>
+              <w:bottom w:w="100" w:type="dxa"/>
+              <w:right w:w="100" w:type="dxa"/>
+            </w:tcMar>
+          </w:tcPr>
+          <w:p>
+            <w:pPr>
+              <w:rPr>
+                <w:rFonts w:ascii="Times New Roman" w:hAnsi="Times New Roman" w:cs="Times New Roman"/>
+              </w:rPr>
+            </w:pPr>
+          </w:p>
+        </w:tc>
+        <w:tc>
+          <w:tcPr>
+            <w:tcW w:w="7725" w:type="dxa"/>
+            <w:tcBorders>
+              <w:top w:val="single" w:sz="8" w:space="0" w:color="000000"/>
+              <w:left w:val="single" w:sz="8" w:space="0" w:color="000000"/>
+              <w:bottom w:val="single" w:sz="8" w:space="0" w:color="000000"/>
+              <w:right w:val="single" w:sz="8" w:space="0" w:color="000000"/>
+            </w:tcBorders>
+            <w:shd w:val="clear" w:color="auto" w:fill="9BBB59" w:themeFill="accent3"/>
+            <w:tcMar>
+              <w:top w:w="100" w:type="dxa"/>
+              <w:left w:w="100" w:type="dxa"/>
+              <w:bottom w:w="100" w:type="dxa"/>
+              <w:right w:w="100" w:type="dxa"/>
+            </w:tcMar>
+          </w:tcPr>
+          <w:p>
+            <w:pPr>
+              <w:rPr>
+                <w:rFonts w:ascii="Times New Roman" w:hAnsi="Times New Roman" w:cs="Times New Roman"/>
+                <w:lang w:val="ru-RU"/>
+              </w:rPr>
+            </w:pPr>
+            <w:r>
+              <w:rPr>
+                <w:rFonts w:ascii="Times New Roman" w:hAnsi="Times New Roman" w:cs="Times New Roman"/>
+                <w:lang w:val="ru-RU"/>
+              </w:rPr>
+              <w:t xml:space="preserve">Очевидно, ставки, ПД, </w:t>
+            </w:r>
+            <w:r>
+              <w:rPr>
+                <w:rFonts w:ascii="Times New Roman" w:hAnsi="Times New Roman" w:cs="Times New Roman"/>
+                <w:lang w:val="en-US"/>
+              </w:rPr>
+              <w:t>xml</w:t>
+            </w:r>
+            <w:r>
+              <w:rPr>
+                <w:rFonts w:ascii="Times New Roman" w:hAnsi="Times New Roman" w:cs="Times New Roman"/>
+                <w:lang w:val="ru-RU"/>
+              </w:rPr>
+              <w:t xml:space="preserve">, </w:t>
+            </w:r>
+            <w:r>
+              <w:rPr>
+                <w:rFonts w:ascii="Times New Roman" w:hAnsi="Times New Roman" w:cs="Times New Roman"/>
+                <w:lang w:val="en-US"/>
+              </w:rPr>
+              <w:t>xls</w:t>
+            </w:r>
+            <w:r>
+              <w:rPr>
+                <w:rFonts w:ascii="Times New Roman" w:hAnsi="Times New Roman" w:cs="Times New Roman"/>
+                <w:lang w:val="ru-RU"/>
+              </w:rPr>
+              <w:t xml:space="preserve"> и др</w:t>
+            </w:r>
+            <w:r>
+              <w:rPr>
+                <w:rFonts w:ascii="Times New Roman" w:hAnsi="Times New Roman" w:cs="Times New Roman"/>
+                <w:lang w:val="ru-RU"/>
+              </w:rPr>
+              <w:t xml:space="preserve"> </w:t>
+            </w:r>
+            <w:r>
+              <w:rPr>
+                <w:rFonts w:ascii="Times New Roman" w:hAnsi="Times New Roman" w:cs="Times New Roman"/>
+                <w:lang w:val="ru-RU"/>
+              </w:rPr>
+              <w:t xml:space="preserve">файлы передаются </w:t>
+            </w:r>
+            <w:r>
+              <w:rPr>
+                <w:rFonts w:ascii="Times New Roman" w:hAnsi="Times New Roman" w:cs="Times New Roman"/>
+                <w:lang w:val="ru-RU"/>
+              </w:rPr>
+              <w:t>зашифровано</w:t>
+            </w:r>
+            <w:r>
+              <w:rPr>
+                <w:rFonts w:ascii="Times New Roman" w:hAnsi="Times New Roman" w:cs="Times New Roman"/>
+                <w:lang w:val="ru-RU"/>
+              </w:rPr>
+              <w:t xml:space="preserve"> </w:t>
+            </w:r>
+            <w:r>
+              <w:rPr>
+                <w:rFonts w:ascii="Times New Roman" w:hAnsi="Times New Roman" w:cs="Times New Roman"/>
+                <w:shd w:val="clear" w:color="auto" w:fill="9BBB59" w:themeFill="accent3"/>
+                <w:lang w:val="ru-RU"/>
+              </w:rPr>
+              <w:t xml:space="preserve">по </w:t>
+            </w:r>
+            <w:r>
+              <w:rPr>
+                <w:color w:val="212529"/>
+                <w:shd w:val="clear" w:color="auto" w:fill="9BBB59" w:themeFill="accent3"/>
+              </w:rPr>
+              <w:t>ГОСТ 28147-89</w:t>
+            </w:r>
+            <w:r>
+              <w:rPr>
+                <w:rFonts w:ascii="Times New Roman" w:hAnsi="Times New Roman" w:cs="Times New Roman"/>
+                <w:shd w:val="clear" w:color="auto" w:fill="9BBB59" w:themeFill="accent3"/>
+                <w:lang w:val="ru-RU"/>
+              </w:rPr>
+              <w:t>.</w:t>
+            </w:r>
+          </w:p>
+        </w:tc>
+      </w:tr>
+      <w:tr>
+        <w:trPr>
+          <w:trHeight w:val="230"/>
+        </w:trPr>
+        <w:tc>
+          <w:tcPr>
+            <w:tcW w:w="465" w:type="dxa"/>
+            <w:tcBorders>
+              <w:top w:val="single" w:sz="8" w:space="0" w:color="000000"/>
+              <w:left w:val="single" w:sz="8" w:space="0" w:color="000000"/>
+              <w:bottom w:val="single" w:sz="8" w:space="0" w:color="000000"/>
+              <w:right w:val="single" w:sz="8" w:space="0" w:color="000000"/>
+            </w:tcBorders>
+            <w:tcMar>
+              <w:top w:w="100" w:type="dxa"/>
+              <w:left w:w="100" w:type="dxa"/>
+              <w:bottom w:w="100" w:type="dxa"/>
+              <w:right w:w="100" w:type="dxa"/>
+            </w:tcMar>
+          </w:tcPr>
+          <w:p>
+            <w:pPr>
+              <w:rPr>
+                <w:rFonts w:ascii="Times New Roman" w:hAnsi="Times New Roman" w:cs="Times New Roman"/>
+              </w:rPr>
+            </w:pPr>
+          </w:p>
+        </w:tc>
+        <w:tc>
+          <w:tcPr>
+            <w:tcW w:w="7725" w:type="dxa"/>
+            <w:tcBorders>
+              <w:top w:val="single" w:sz="8" w:space="0" w:color="000000"/>
+              <w:left w:val="single" w:sz="8" w:space="0" w:color="000000"/>
+              <w:bottom w:val="single" w:sz="8" w:space="0" w:color="000000"/>
+              <w:right w:val="single" w:sz="8" w:space="0" w:color="000000"/>
+            </w:tcBorders>
+            <w:shd w:val="clear" w:color="auto" w:fill="9BBB59" w:themeFill="accent3"/>
+            <w:tcMar>
+              <w:top w:w="100" w:type="dxa"/>
+              <w:left w:w="100" w:type="dxa"/>
+              <w:bottom w:w="100" w:type="dxa"/>
+              <w:right w:w="100" w:type="dxa"/>
+            </w:tcMar>
+          </w:tcPr>
+          <w:p>
+            <w:pPr>
+              <w:rPr>
+                <w:rFonts w:ascii="Times New Roman" w:hAnsi="Times New Roman" w:cs="Times New Roman"/>
+                <w:lang w:val="ru-RU"/>
+              </w:rPr>
+            </w:pPr>
+            <w:r>
+              <w:rPr>
+                <w:rFonts w:ascii="Times New Roman" w:hAnsi="Times New Roman" w:cs="Times New Roman"/>
+                <w:lang w:val="ru-RU"/>
+              </w:rPr>
+              <w:t xml:space="preserve">ПС: только сертифицировать будете </w:t>
+            </w:r>
+            <w:proofErr w:type="gramStart"/>
+            <w:r>
+              <w:rPr>
+                <w:rFonts w:ascii="Times New Roman" w:hAnsi="Times New Roman" w:cs="Times New Roman"/>
+                <w:lang w:val="ru-RU"/>
+              </w:rPr>
+              <w:t>пол года</w:t>
+            </w:r>
+            <w:proofErr w:type="gramEnd"/>
+            <w:r>
+              <w:rPr>
+                <w:rFonts w:ascii="Times New Roman" w:hAnsi="Times New Roman" w:cs="Times New Roman"/>
+                <w:lang w:val="ru-RU"/>
+              </w:rPr>
+              <w:t>…</w:t>
+            </w:r>
+          </w:p>
+        </w:tc>
+        <w:bookmarkStart w:id="1" w:name="_GoBack"/>
+        <w:bookmarkEnd w:id="1"/>
+      </w:tr>
     </w:tbl>
     <w:p>
       <w:pPr>
@@ -1379,8 +2144,8 @@
           <w:szCs w:val="26"/>
         </w:rPr>
       </w:pPr>
-      <w:bookmarkStart w:id="1" w:name="_qmphm5d6rvi3" w:colFirst="0" w:colLast="0"/>
-      <w:bookmarkEnd w:id="1"/>
+      <w:bookmarkStart w:id="2" w:name="_qmphm5d6rvi3" w:colFirst="0" w:colLast="0"/>
+      <w:bookmarkEnd w:id="2"/>
       <w:r>
         <w:rPr>
           <w:rFonts w:ascii="Times New Roman" w:hAnsi="Times New Roman" w:cs="Times New Roman"/>
@@ -1578,8 +2343,8 @@
           <w:szCs w:val="26"/>
         </w:rPr>
       </w:pPr>
-      <w:bookmarkStart w:id="2" w:name="_bjrr7veeh80c" w:colFirst="0" w:colLast="0"/>
-      <w:bookmarkEnd w:id="2"/>
+      <w:bookmarkStart w:id="3" w:name="_bjrr7veeh80c" w:colFirst="0" w:colLast="0"/>
+      <w:bookmarkEnd w:id="3"/>
       <w:r>
         <w:rPr>
           <w:rFonts w:ascii="Times New Roman" w:hAnsi="Times New Roman" w:cs="Times New Roman"/>
@@ -1590,8 +2355,6 @@
         </w:rPr>
         <w:t>Альтернативы</w:t>
       </w:r>
-      <w:bookmarkStart w:id="3" w:name="_GoBack"/>
-      <w:bookmarkEnd w:id="3"/>
     </w:p>
     <w:p>
       <w:pPr>
@@ -2262,6 +3025,35 @@
       <w:szCs w:val="28"/>
     </w:rPr>
   </w:style>
+  <w:style w:type="paragraph" w:styleId="a5">
+    <w:name w:val="Normal (Web)"/>
+    <w:basedOn w:val="a"/>
+    <w:uiPriority w:val="99"/>
+    <w:semiHidden/>
+    <w:unhideWhenUsed/>
+    <w:rsid w:val="00610C85"/>
+    <w:pPr>
+      <w:spacing w:before="100" w:beforeAutospacing="1" w:after="100" w:afterAutospacing="1" w:line="240" w:lineRule="auto"/>
+    </w:pPr>
+    <w:rPr>
+      <w:rFonts w:ascii="Times New Roman" w:eastAsia="Times New Roman" w:hAnsi="Times New Roman" w:cs="Times New Roman"/>
+      <w:sz w:val="24"/>
+      <w:szCs w:val="24"/>
+      <w:lang w:val="ru-RU"/>
+    </w:rPr>
+  </w:style>
+  <w:style w:type="character" w:styleId="a6">
+    <w:name w:val="Hyperlink"/>
+    <w:basedOn w:val="a0"/>
+    <w:uiPriority w:val="99"/>
+    <w:semiHidden/>
+    <w:unhideWhenUsed/>
+    <w:rsid w:val="00610C85"/>
+    <w:rPr>
+      <w:color w:val="0000FF"/>
+      <w:u w:val="single"/>
+    </w:rPr>
+  </w:style>
 </w:styles>
 </file>
 
